--- a/docs/manuals/RADAR-工单分析操作手册.docx
+++ b/docs/manuals/RADAR-工单分析操作手册.docx
@@ -602,77 +602,72 @@
     </w:p>
     <w:p>
       <w:pPr>
-        <w:pStyle w:val="ListNumber"/>
-        <w:spacing w:after="80"/>
-        <w:ind w:left="360" w:hanging="72"/>
+        <w:spacing w:after="80" w:line="276" w:lineRule="auto"/>
+        <w:ind w:left="259" w:hanging="259"/>
       </w:pPr>
       <w:r>
         <w:rPr>
-          <w:rFonts w:ascii="Arial Unicode MS" w:hAnsi="Arial Unicode MS" w:eastAsia="Arial Unicode MS" w:cs="Arial Unicode MS"/>
+          <w:rFonts w:ascii="PingFang SC" w:hAnsi="PingFang SC" w:eastAsia="PingFang SC" w:cs="PingFang SC"/>
           <w:color w:val="222B36"/>
-          <w:sz w:val="21"/>
+          <w:sz w:val="20"/>
         </w:rPr>
-        <w:t>打开系统访问地址，进入登录页。</w:t>
+        <w:t>1. 打开系统访问地址，进入登录页。</w:t>
       </w:r>
     </w:p>
     <w:p>
       <w:pPr>
-        <w:pStyle w:val="ListNumber"/>
-        <w:spacing w:after="80"/>
-        <w:ind w:left="360" w:hanging="72"/>
+        <w:spacing w:after="80" w:line="276" w:lineRule="auto"/>
+        <w:ind w:left="259" w:hanging="259"/>
       </w:pPr>
       <w:r>
         <w:rPr>
-          <w:rFonts w:ascii="Arial Unicode MS" w:hAnsi="Arial Unicode MS" w:eastAsia="Arial Unicode MS" w:cs="Arial Unicode MS"/>
+          <w:rFonts w:ascii="PingFang SC" w:hAnsi="PingFang SC" w:eastAsia="PingFang SC" w:cs="PingFang SC"/>
           <w:color w:val="222B36"/>
-          <w:sz w:val="21"/>
+          <w:sz w:val="20"/>
         </w:rPr>
-        <w:t>输入管理员分配的登录名或手机号、密码，点击登录。</w:t>
+        <w:t>2. 输入管理员分配的登录名或手机号、密码，点击登录。</w:t>
       </w:r>
     </w:p>
     <w:p>
       <w:pPr>
-        <w:pStyle w:val="ListNumber"/>
-        <w:spacing w:after="80"/>
-        <w:ind w:left="360" w:hanging="72"/>
+        <w:spacing w:after="80" w:line="276" w:lineRule="auto"/>
+        <w:ind w:left="259" w:hanging="259"/>
       </w:pPr>
       <w:r>
         <w:rPr>
-          <w:rFonts w:ascii="Arial Unicode MS" w:hAnsi="Arial Unicode MS" w:eastAsia="Arial Unicode MS" w:cs="Arial Unicode MS"/>
+          <w:rFonts w:ascii="PingFang SC" w:hAnsi="PingFang SC" w:eastAsia="PingFang SC" w:cs="PingFang SC"/>
           <w:color w:val="222B36"/>
-          <w:sz w:val="21"/>
+          <w:sz w:val="20"/>
         </w:rPr>
-        <w:t>登录后确认左下角用户信息显示为本人，并确认当前角色具备对应菜单权限。</w:t>
+        <w:t>3. 登录后确认左下角用户信息显示为本人，并确认当前角色具备对应菜单权限。</w:t>
       </w:r>
     </w:p>
     <w:p>
       <w:pPr>
-        <w:pStyle w:val="ListNumber"/>
-        <w:spacing w:after="80"/>
-        <w:ind w:left="360" w:hanging="72"/>
+        <w:spacing w:after="80" w:line="276" w:lineRule="auto"/>
+        <w:ind w:left="259" w:hanging="259"/>
       </w:pPr>
       <w:r>
         <w:rPr>
-          <w:rFonts w:ascii="Arial Unicode MS" w:hAnsi="Arial Unicode MS" w:eastAsia="Arial Unicode MS" w:cs="Arial Unicode MS"/>
+          <w:rFonts w:ascii="PingFang SC" w:hAnsi="PingFang SC" w:eastAsia="PingFang SC" w:cs="PingFang SC"/>
           <w:color w:val="222B36"/>
-          <w:sz w:val="21"/>
+          <w:sz w:val="20"/>
         </w:rPr>
-        <w:t>在左侧菜单点击“工单分析”，进入列表页面。</w:t>
+        <w:t>4. 在左侧菜单点击“工单分析”，进入列表页面。</w:t>
       </w:r>
     </w:p>
     <w:p>
       <w:pPr>
-        <w:pStyle w:val="ListNumber"/>
-        <w:spacing w:after="80"/>
-        <w:ind w:left="360" w:hanging="72"/>
+        <w:spacing w:after="80" w:line="276" w:lineRule="auto"/>
+        <w:ind w:left="259" w:hanging="259"/>
       </w:pPr>
       <w:r>
         <w:rPr>
-          <w:rFonts w:ascii="Arial Unicode MS" w:hAnsi="Arial Unicode MS" w:eastAsia="Arial Unicode MS" w:cs="Arial Unicode MS"/>
+          <w:rFonts w:ascii="PingFang SC" w:hAnsi="PingFang SC" w:eastAsia="PingFang SC" w:cs="PingFang SC"/>
           <w:color w:val="222B36"/>
-          <w:sz w:val="21"/>
+          <w:sz w:val="20"/>
         </w:rPr>
-        <w:t>确认顶部投产点选择范围正确；若需要跨投产点查询，可切换为“所有投产点”。</w:t>
+        <w:t>5. 确认顶部投产点选择范围正确；若需要跨投产点查询，可切换为“所有投产点”。</w:t>
       </w:r>
     </w:p>
     <w:p>
@@ -1388,92 +1383,86 @@
     </w:p>
     <w:p>
       <w:pPr>
-        <w:pStyle w:val="ListNumber"/>
-        <w:spacing w:after="80"/>
-        <w:ind w:left="360" w:hanging="72"/>
+        <w:spacing w:after="80" w:line="276" w:lineRule="auto"/>
+        <w:ind w:left="259" w:hanging="259"/>
       </w:pPr>
       <w:r>
         <w:rPr>
-          <w:rFonts w:ascii="Arial Unicode MS" w:hAnsi="Arial Unicode MS" w:eastAsia="Arial Unicode MS" w:cs="Arial Unicode MS"/>
+          <w:rFonts w:ascii="PingFang SC" w:hAnsi="PingFang SC" w:eastAsia="PingFang SC" w:cs="PingFang SC"/>
           <w:color w:val="222B36"/>
-          <w:sz w:val="21"/>
+          <w:sz w:val="20"/>
         </w:rPr>
-        <w:t>在工单分析页面点击“添加工单”。</w:t>
+        <w:t>1. 在工单分析页面点击“添加工单”。</w:t>
       </w:r>
     </w:p>
     <w:p>
       <w:pPr>
-        <w:pStyle w:val="ListNumber"/>
-        <w:spacing w:after="80"/>
-        <w:ind w:left="360" w:hanging="72"/>
+        <w:spacing w:after="80" w:line="276" w:lineRule="auto"/>
+        <w:ind w:left="259" w:hanging="259"/>
       </w:pPr>
       <w:r>
         <w:rPr>
-          <w:rFonts w:ascii="Arial Unicode MS" w:hAnsi="Arial Unicode MS" w:eastAsia="Arial Unicode MS" w:cs="Arial Unicode MS"/>
+          <w:rFonts w:ascii="PingFang SC" w:hAnsi="PingFang SC" w:eastAsia="PingFang SC" w:cs="PingFang SC"/>
           <w:color w:val="222B36"/>
-          <w:sz w:val="21"/>
+          <w:sz w:val="20"/>
         </w:rPr>
-        <w:t>如工单来源于问题，可在工单编号输入框检索问题编号或工单号，系统会自动带入问题摘要、详情和相关系统。</w:t>
+        <w:t>2. 如工单来源于问题，可在工单编号输入框检索问题编号或工单号，系统会自动带入问题摘要、详情和相关系统。</w:t>
       </w:r>
     </w:p>
     <w:p>
       <w:pPr>
-        <w:pStyle w:val="ListNumber"/>
-        <w:spacing w:after="80"/>
-        <w:ind w:left="360" w:hanging="72"/>
+        <w:spacing w:after="80" w:line="276" w:lineRule="auto"/>
+        <w:ind w:left="259" w:hanging="259"/>
       </w:pPr>
       <w:r>
         <w:rPr>
-          <w:rFonts w:ascii="Arial Unicode MS" w:hAnsi="Arial Unicode MS" w:eastAsia="Arial Unicode MS" w:cs="Arial Unicode MS"/>
+          <w:rFonts w:ascii="PingFang SC" w:hAnsi="PingFang SC" w:eastAsia="PingFang SC" w:cs="PingFang SC"/>
           <w:color w:val="222B36"/>
-          <w:sz w:val="21"/>
+          <w:sz w:val="20"/>
         </w:rPr>
-        <w:t>选择工单状态、计划投产点、工单类型、是否涉账、提出时间和提出人。</w:t>
+        <w:t>3. 选择工单状态、计划投产点、工单类型、是否涉账、提出时间和提出人。</w:t>
       </w:r>
     </w:p>
     <w:p>
       <w:pPr>
-        <w:pStyle w:val="ListNumber"/>
-        <w:spacing w:after="80"/>
-        <w:ind w:left="360" w:hanging="72"/>
+        <w:spacing w:after="80" w:line="276" w:lineRule="auto"/>
+        <w:ind w:left="259" w:hanging="259"/>
       </w:pPr>
       <w:r>
         <w:rPr>
-          <w:rFonts w:ascii="Arial Unicode MS" w:hAnsi="Arial Unicode MS" w:eastAsia="Arial Unicode MS" w:cs="Arial Unicode MS"/>
+          <w:rFonts w:ascii="PingFang SC" w:hAnsi="PingFang SC" w:eastAsia="PingFang SC" w:cs="PingFang SC"/>
           <w:color w:val="222B36"/>
-          <w:sz w:val="21"/>
+          <w:sz w:val="20"/>
         </w:rPr>
-        <w:t>填写工单概述和工单详情，确保能支撑开发/测试人员理解处理范围。</w:t>
+        <w:t>4. 填写工单概述和工单详情，确保能支撑开发/测试人员理解处理范围。</w:t>
       </w:r>
     </w:p>
     <w:p>
       <w:pPr>
-        <w:pStyle w:val="ListNumber"/>
-        <w:spacing w:after="80"/>
-        <w:ind w:left="360" w:hanging="72"/>
+        <w:spacing w:after="80" w:line="276" w:lineRule="auto"/>
+        <w:ind w:left="259" w:hanging="259"/>
       </w:pPr>
       <w:r>
         <w:rPr>
-          <w:rFonts w:ascii="Arial Unicode MS" w:hAnsi="Arial Unicode MS" w:eastAsia="Arial Unicode MS" w:cs="Arial Unicode MS"/>
+          <w:rFonts w:ascii="PingFang SC" w:hAnsi="PingFang SC" w:eastAsia="PingFang SC" w:cs="PingFang SC"/>
           <w:color w:val="222B36"/>
-          <w:sz w:val="21"/>
+          <w:sz w:val="20"/>
         </w:rPr>
-        <w:t>选择主责系统；如存在配合改造或配合测试范围，继续选择协同改造系统和协同测试系统。</w:t>
+        <w:t>5. 选择主责系统；如存在配合改造或配合测试范围，继续选择协同改造系统和协同测试系统。</w:t>
       </w:r>
     </w:p>
     <w:p>
       <w:pPr>
-        <w:pStyle w:val="ListNumber"/>
-        <w:spacing w:after="80"/>
-        <w:ind w:left="360" w:hanging="72"/>
+        <w:spacing w:after="80" w:line="276" w:lineRule="auto"/>
+        <w:ind w:left="259" w:hanging="259"/>
       </w:pPr>
       <w:r>
         <w:rPr>
-          <w:rFonts w:ascii="Arial Unicode MS" w:hAnsi="Arial Unicode MS" w:eastAsia="Arial Unicode MS" w:cs="Arial Unicode MS"/>
+          <w:rFonts w:ascii="PingFang SC" w:hAnsi="PingFang SC" w:eastAsia="PingFang SC" w:cs="PingFang SC"/>
           <w:color w:val="222B36"/>
-          <w:sz w:val="21"/>
+          <w:sz w:val="20"/>
         </w:rPr>
-        <w:t>确认负责人、提出部门等信息后点击保存。</w:t>
+        <w:t>6. 确认负责人、提出部门等信息后点击保存。</w:t>
       </w:r>
     </w:p>
     <w:p>
@@ -2083,62 +2072,58 @@
     </w:p>
     <w:p>
       <w:pPr>
-        <w:pStyle w:val="ListNumber"/>
-        <w:spacing w:after="80"/>
-        <w:ind w:left="360" w:hanging="72"/>
+        <w:spacing w:after="80" w:line="276" w:lineRule="auto"/>
+        <w:ind w:left="259" w:hanging="259"/>
       </w:pPr>
       <w:r>
         <w:rPr>
-          <w:rFonts w:ascii="Arial Unicode MS" w:hAnsi="Arial Unicode MS" w:eastAsia="Arial Unicode MS" w:cs="Arial Unicode MS"/>
+          <w:rFonts w:ascii="PingFang SC" w:hAnsi="PingFang SC" w:eastAsia="PingFang SC" w:cs="PingFang SC"/>
           <w:color w:val="222B36"/>
-          <w:sz w:val="21"/>
+          <w:sz w:val="20"/>
         </w:rPr>
-        <w:t>在列表中找到目标工单，点击行或编辑图标。</w:t>
+        <w:t>1. 在列表中找到目标工单，点击行或编辑图标。</w:t>
       </w:r>
     </w:p>
     <w:p>
       <w:pPr>
-        <w:pStyle w:val="ListNumber"/>
-        <w:spacing w:after="80"/>
-        <w:ind w:left="360" w:hanging="72"/>
+        <w:spacing w:after="80" w:line="276" w:lineRule="auto"/>
+        <w:ind w:left="259" w:hanging="259"/>
       </w:pPr>
       <w:r>
         <w:rPr>
-          <w:rFonts w:ascii="Arial Unicode MS" w:hAnsi="Arial Unicode MS" w:eastAsia="Arial Unicode MS" w:cs="Arial Unicode MS"/>
+          <w:rFonts w:ascii="PingFang SC" w:hAnsi="PingFang SC" w:eastAsia="PingFang SC" w:cs="PingFang SC"/>
           <w:color w:val="222B36"/>
-          <w:sz w:val="21"/>
+          <w:sz w:val="20"/>
         </w:rPr>
-        <w:t>核对标题栏中的工单编号与状态，避免误改。</w:t>
+        <w:t>2. 核对标题栏中的工单编号与状态，避免误改。</w:t>
       </w:r>
     </w:p>
     <w:p>
       <w:pPr>
-        <w:pStyle w:val="ListNumber"/>
-        <w:spacing w:after="80"/>
-        <w:ind w:left="360" w:hanging="72"/>
+        <w:spacing w:after="80" w:line="276" w:lineRule="auto"/>
+        <w:ind w:left="259" w:hanging="259"/>
       </w:pPr>
       <w:r>
         <w:rPr>
-          <w:rFonts w:ascii="Arial Unicode MS" w:hAnsi="Arial Unicode MS" w:eastAsia="Arial Unicode MS" w:cs="Arial Unicode MS"/>
+          <w:rFonts w:ascii="PingFang SC" w:hAnsi="PingFang SC" w:eastAsia="PingFang SC" w:cs="PingFang SC"/>
           <w:color w:val="222B36"/>
-          <w:sz w:val="21"/>
+          <w:sz w:val="20"/>
         </w:rPr>
-        <w:t>维护基本信息、涉及系统、负责人和附件路径。</w:t>
+        <w:t>3. 维护基本信息、涉及系统、负责人和附件路径。</w:t>
       </w:r>
     </w:p>
     <w:p>
       <w:pPr>
-        <w:pStyle w:val="ListNumber"/>
-        <w:spacing w:after="80"/>
-        <w:ind w:left="360" w:hanging="72"/>
+        <w:spacing w:after="80" w:line="276" w:lineRule="auto"/>
+        <w:ind w:left="259" w:hanging="259"/>
       </w:pPr>
       <w:r>
         <w:rPr>
-          <w:rFonts w:ascii="Arial Unicode MS" w:hAnsi="Arial Unicode MS" w:eastAsia="Arial Unicode MS" w:cs="Arial Unicode MS"/>
+          <w:rFonts w:ascii="PingFang SC" w:hAnsi="PingFang SC" w:eastAsia="PingFang SC" w:cs="PingFang SC"/>
           <w:color w:val="222B36"/>
-          <w:sz w:val="21"/>
+          <w:sz w:val="20"/>
         </w:rPr>
-        <w:t>保存后返回列表确认状态和计划投产点展示正确。</w:t>
+        <w:t>4. 保存后返回列表确认状态和计划投产点展示正确。</w:t>
       </w:r>
     </w:p>
     <w:p>
@@ -2249,47 +2234,44 @@
     </w:p>
     <w:p>
       <w:pPr>
-        <w:pStyle w:val="ListBullet"/>
-        <w:spacing w:after="80"/>
-        <w:ind w:left="360"/>
+        <w:spacing w:after="80" w:line="276" w:lineRule="auto"/>
+        <w:ind w:left="259" w:hanging="259"/>
       </w:pPr>
       <w:r>
         <w:rPr>
-          <w:rFonts w:ascii="Arial Unicode MS" w:hAnsi="Arial Unicode MS" w:eastAsia="Arial Unicode MS" w:cs="Arial Unicode MS"/>
+          <w:rFonts w:ascii="PingFang SC" w:hAnsi="PingFang SC" w:eastAsia="PingFang SC" w:cs="PingFang SC"/>
           <w:color w:val="222B36"/>
-          <w:sz w:val="21"/>
+          <w:sz w:val="20"/>
         </w:rPr>
-        <w:t>已关联开发或测试任务的工单不建议删除，系统会对部分场景进行限制。</w:t>
+        <w:t>1. 已关联开发或测试任务的工单不建议删除，系统会对部分场景进行限制。</w:t>
       </w:r>
     </w:p>
     <w:p>
       <w:pPr>
-        <w:pStyle w:val="ListBullet"/>
-        <w:spacing w:after="80"/>
-        <w:ind w:left="360"/>
+        <w:spacing w:after="80" w:line="276" w:lineRule="auto"/>
+        <w:ind w:left="259" w:hanging="259"/>
       </w:pPr>
       <w:r>
         <w:rPr>
-          <w:rFonts w:ascii="Arial Unicode MS" w:hAnsi="Arial Unicode MS" w:eastAsia="Arial Unicode MS" w:cs="Arial Unicode MS"/>
+          <w:rFonts w:ascii="PingFang SC" w:hAnsi="PingFang SC" w:eastAsia="PingFang SC" w:cs="PingFang SC"/>
           <w:color w:val="222B36"/>
-          <w:sz w:val="21"/>
+          <w:sz w:val="20"/>
         </w:rPr>
-        <w:t>编号、计划投产点、主责系统变更会影响后续承接和投产申请，请先与下游负责人确认。</w:t>
+        <w:t>2. 编号、计划投产点、主责系统变更会影响后续承接和投产申请，请先与下游负责人确认。</w:t>
       </w:r>
     </w:p>
     <w:p>
       <w:pPr>
-        <w:pStyle w:val="ListBullet"/>
-        <w:spacing w:after="80"/>
-        <w:ind w:left="360"/>
+        <w:spacing w:after="80" w:line="276" w:lineRule="auto"/>
+        <w:ind w:left="259" w:hanging="259"/>
       </w:pPr>
       <w:r>
         <w:rPr>
-          <w:rFonts w:ascii="Arial Unicode MS" w:hAnsi="Arial Unicode MS" w:eastAsia="Arial Unicode MS" w:cs="Arial Unicode MS"/>
+          <w:rFonts w:ascii="PingFang SC" w:hAnsi="PingFang SC" w:eastAsia="PingFang SC" w:cs="PingFang SC"/>
           <w:color w:val="222B36"/>
-          <w:sz w:val="21"/>
+          <w:sz w:val="20"/>
         </w:rPr>
-        <w:t>导入失败时优先检查必填字段、字典值、系统编号和投产点格式。</w:t>
+        <w:t>3. 导入失败时优先检查必填字段、字典值、系统编号和投产点格式。</w:t>
       </w:r>
     </w:p>
     <w:p>
@@ -2310,62 +2292,58 @@
     </w:p>
     <w:p>
       <w:pPr>
-        <w:pStyle w:val="ListBullet"/>
-        <w:spacing w:after="80"/>
-        <w:ind w:left="360"/>
+        <w:spacing w:after="80" w:line="276" w:lineRule="auto"/>
+        <w:ind w:left="259" w:hanging="259"/>
       </w:pPr>
       <w:r>
         <w:rPr>
-          <w:rFonts w:ascii="Arial Unicode MS" w:hAnsi="Arial Unicode MS" w:eastAsia="Arial Unicode MS" w:cs="Arial Unicode MS"/>
+          <w:rFonts w:ascii="PingFang SC" w:hAnsi="PingFang SC" w:eastAsia="PingFang SC" w:cs="PingFang SC"/>
           <w:color w:val="222B36"/>
-          <w:sz w:val="21"/>
+          <w:sz w:val="20"/>
         </w:rPr>
-        <w:t>进入页面后先确认顶部投产点范围。</w:t>
+        <w:t>1. 进入页面后先确认顶部投产点范围。</w:t>
       </w:r>
     </w:p>
     <w:p>
       <w:pPr>
-        <w:pStyle w:val="ListBullet"/>
-        <w:spacing w:after="80"/>
-        <w:ind w:left="360"/>
+        <w:spacing w:after="80" w:line="276" w:lineRule="auto"/>
+        <w:ind w:left="259" w:hanging="259"/>
       </w:pPr>
       <w:r>
         <w:rPr>
-          <w:rFonts w:ascii="Arial Unicode MS" w:hAnsi="Arial Unicode MS" w:eastAsia="Arial Unicode MS" w:cs="Arial Unicode MS"/>
+          <w:rFonts w:ascii="PingFang SC" w:hAnsi="PingFang SC" w:eastAsia="PingFang SC" w:cs="PingFang SC"/>
           <w:color w:val="222B36"/>
-          <w:sz w:val="21"/>
+          <w:sz w:val="20"/>
         </w:rPr>
-        <w:t>新增工单前准备编号、概述、投产点、主责系统和提出人。</w:t>
+        <w:t>2. 新增工单前准备编号、概述、投产点、主责系统和提出人。</w:t>
       </w:r>
     </w:p>
     <w:p>
       <w:pPr>
-        <w:pStyle w:val="ListBullet"/>
-        <w:spacing w:after="80"/>
-        <w:ind w:left="360"/>
+        <w:spacing w:after="80" w:line="276" w:lineRule="auto"/>
+        <w:ind w:left="259" w:hanging="259"/>
       </w:pPr>
       <w:r>
         <w:rPr>
-          <w:rFonts w:ascii="Arial Unicode MS" w:hAnsi="Arial Unicode MS" w:eastAsia="Arial Unicode MS" w:cs="Arial Unicode MS"/>
+          <w:rFonts w:ascii="PingFang SC" w:hAnsi="PingFang SC" w:eastAsia="PingFang SC" w:cs="PingFang SC"/>
           <w:color w:val="222B36"/>
-          <w:sz w:val="21"/>
+          <w:sz w:val="20"/>
         </w:rPr>
-        <w:t>保存后检查列表状态、计划投产点和系统标签是否正确。</w:t>
+        <w:t>3. 保存后检查列表状态、计划投产点和系统标签是否正确。</w:t>
       </w:r>
     </w:p>
     <w:p>
       <w:pPr>
-        <w:pStyle w:val="ListBullet"/>
-        <w:spacing w:after="80"/>
-        <w:ind w:left="360"/>
+        <w:spacing w:after="80" w:line="276" w:lineRule="auto"/>
+        <w:ind w:left="259" w:hanging="259"/>
       </w:pPr>
       <w:r>
         <w:rPr>
-          <w:rFonts w:ascii="Arial Unicode MS" w:hAnsi="Arial Unicode MS" w:eastAsia="Arial Unicode MS" w:cs="Arial Unicode MS"/>
+          <w:rFonts w:ascii="PingFang SC" w:hAnsi="PingFang SC" w:eastAsia="PingFang SC" w:cs="PingFang SC"/>
           <w:color w:val="222B36"/>
-          <w:sz w:val="21"/>
+          <w:sz w:val="20"/>
         </w:rPr>
-        <w:t>批量导入前先下载模板并小批量验证。</w:t>
+        <w:t>4. 批量导入前先下载模板并小批量验证。</w:t>
       </w:r>
     </w:p>
     <w:sectPr>
